--- a/quizzes/Quiz_03_Tidyverse.docx
+++ b/quizzes/Quiz_03_Tidyverse.docx
@@ -27,13 +27,7 @@
         </w:numPr>
       </w:pPr>
       <w:r>
-        <w:t xml:space="preserve">What is a tibble?</w:t>
-      </w:r>
-      <w:r>
-        <w:br/>
-      </w:r>
-      <w:r>
-        <w:t xml:space="preserve"> </w:t>
+        <w:t xml:space="preserve">Name one dplyr function and say what it does.</w:t>
       </w:r>
       <w:r>
         <w:br/>
@@ -62,13 +56,22 @@
         </w:numPr>
       </w:pPr>
       <w:r>
-        <w:t xml:space="preserve">What does the pipe operator do ( |&gt; or %&gt;% )?</w:t>
-      </w:r>
-      <w:r>
-        <w:br/>
-      </w:r>
-      <w:r>
-        <w:t xml:space="preserve"> </w:t>
+        <w:t xml:space="preserve">What does the pipe operator do (</w:t>
+      </w:r>
+      <w:r>
+        <w:t xml:space="preserve"> </w:t>
+      </w:r>
+      <w:r>
+        <w:rPr>
+          <w:rStyle w:val="VerbatimChar"/>
+        </w:rPr>
+        <w:t xml:space="preserve">|&gt;</w:t>
+      </w:r>
+      <w:r>
+        <w:t xml:space="preserve"> </w:t>
+      </w:r>
+      <w:r>
+        <w:t xml:space="preserve">)?</w:t>
       </w:r>
       <w:r>
         <w:br/>
@@ -97,13 +100,107 @@
         </w:numPr>
       </w:pPr>
       <w:r>
-        <w:t xml:space="preserve">Name one dplyr function and say what it does.</w:t>
+        <w:t xml:space="preserve">What is the difference between</w:t>
+      </w:r>
+      <w:r>
+        <w:t xml:space="preserve"> </w:t>
+      </w:r>
+      <w:r>
+        <w:rPr>
+          <w:rStyle w:val="VerbatimChar"/>
+        </w:rPr>
+        <w:t xml:space="preserve">filter()</w:t>
+      </w:r>
+      <w:r>
+        <w:t xml:space="preserve"> </w:t>
+      </w:r>
+      <w:r>
+        <w:t xml:space="preserve">and</w:t>
+      </w:r>
+      <w:r>
+        <w:t xml:space="preserve"> </w:t>
+      </w:r>
+      <w:r>
+        <w:rPr>
+          <w:rStyle w:val="VerbatimChar"/>
+        </w:rPr>
+        <w:t xml:space="preserve">select()</w:t>
+      </w:r>
+      <w:r>
+        <w:t xml:space="preserve">?</w:t>
       </w:r>
       <w:r>
         <w:br/>
       </w:r>
       <w:r>
         <w:t xml:space="preserve"> </w:t>
+      </w:r>
+      <w:r>
+        <w:br/>
+      </w:r>
+      <w:r>
+        <w:t xml:space="preserve"> </w:t>
+      </w:r>
+      <w:r>
+        <w:br/>
+      </w:r>
+      <w:r>
+        <w:t xml:space="preserve"> </w:t>
+      </w:r>
+    </w:p>
+    <w:p>
+      <w:pPr>
+        <w:numPr>
+          <w:ilvl w:val="0"/>
+          <w:numId w:val="1001"/>
+        </w:numPr>
+      </w:pPr>
+      <w:r>
+        <w:t xml:space="preserve">What does</w:t>
+      </w:r>
+      <w:r>
+        <w:t xml:space="preserve"> </w:t>
+      </w:r>
+      <w:r>
+        <w:rPr>
+          <w:rStyle w:val="VerbatimChar"/>
+        </w:rPr>
+        <w:t xml:space="preserve">group_by()</w:t>
+      </w:r>
+      <w:r>
+        <w:t xml:space="preserve"> </w:t>
+      </w:r>
+      <w:r>
+        <w:t xml:space="preserve">do on its own?</w:t>
+      </w:r>
+      <w:r>
+        <w:br/>
+      </w:r>
+      <w:r>
+        <w:t xml:space="preserve"> </w:t>
+      </w:r>
+      <w:r>
+        <w:br/>
+      </w:r>
+      <w:r>
+        <w:t xml:space="preserve"> </w:t>
+      </w:r>
+      <w:r>
+        <w:br/>
+      </w:r>
+      <w:r>
+        <w:t xml:space="preserve"> </w:t>
+      </w:r>
+    </w:p>
+    <w:p>
+      <w:pPr>
+        <w:numPr>
+          <w:ilvl w:val="0"/>
+          <w:numId w:val="1001"/>
+        </w:numPr>
+      </w:pPr>
+      <w:r>
+        <w:t xml:space="preserve">From last time: you put two histograms side by side and the bars look about the same height. What should you check before concluding the two groups are similar?</w:t>
       </w:r>
       <w:r>
         <w:br/>
